--- a/参赛交付包/01_教学智能体建设说明书.docx
+++ b/参赛交付包/01_教学智能体建设说明书.docx
@@ -102,7 +102,7 @@
         <w:rPr>
           <w:sz w:val="24"/>
         </w:rPr>
-        <w:t>第一，学生不知道自己错在哪。 传统作业与期末测验只给分数，学生拿到"72 分"并不知道是概念没记住、毗邻关系没建立、图谱没认全，还是功能机制没理解。教师面对上百份作业，也难以逐人归因。</w:t>
+        <w:t>第一，学生不知道自己错在哪。 传统测验只给分数，学生拿到"72 分"并不知道是概念、毗邻、识图还是功能机制出了问题。教师面对上百份作业也难以逐人归因。</w:t>
       </w:r>
     </w:p>
     <w:p>
@@ -113,7 +113,7 @@
         <w:rPr>
           <w:sz w:val="24"/>
         </w:rPr>
-        <w:t>第二，解剖学知识落不到专业能力上。 本专业的培养目标不是"记住结构"，而是"用结构知识做健康评估与干预"。但通用题库考的是记忆——学生能答出"输尿管第二狭窄位于跨越髂血管处"，却在面对一位久坐腰痛的客户时说不出该评估什么、该转介还是该干预。知识与应用之间断了一截。</w:t>
+        <w:t>第二，解剖学知识落不到专业能力上。 本专业的培养目标不是"记住结构"，而是"用结构知识做健康评估与干预"。但通用题库考的是记忆——学生能背出结构要点，却在面对一位久坐腰痛的客户时说不出该评估什么、该转介还是该干预。知识与应用之间断了一截。</w:t>
       </w:r>
     </w:p>
     <w:p>
@@ -124,7 +124,7 @@
         <w:rPr>
           <w:sz w:val="24"/>
         </w:rPr>
-        <w:t>第三，过程性评价难落地。 形成性评价要求"评价—反馈—改进—再评价"闭环，但一位教师面对四个班近两百名学生，逐人设计个性化学习路径在人力上不可行，最终往往退化为多布置几套卷子。</w:t>
+        <w:t>第三，过程性评价难落地。 形成性评价要求"评价—反馈—改进—再评价"闭环，但一位教师面对四个班近两百名学生，逐人设计个性化路径在人力上不可行，最终往往退化为多布置几套卷子。</w:t>
       </w:r>
     </w:p>
     <w:p>
@@ -171,7 +171,7 @@
         <w:rPr>
           <w:sz w:val="24"/>
         </w:rPr>
-        <w:t>初版曾把"体态案例解码"与"单元知识测评"做成两个并列功能，结果评测数据显示两者各说各话——测评产出的是错误类型，实训产出的是能力维度，数据无法互通，专业特色被泛化的题库稀释。</w:t>
+        <w:t>初版曾把"体态案例解码"与"知识测评"做成两个并列功能，结果两者各说各话——测评产出错误类型，实训产出能力维度，数据无法互通，专业特色被泛化题库稀释。</w:t>
       </w:r>
     </w:p>
     <w:p>
@@ -616,7 +616,7 @@
         <w:rPr>
           <w:sz w:val="24"/>
         </w:rPr>
-        <w:t>其中 L1—L3 是医学生同样需要具备的学科基础，L4—L6 则是健康服务与管理专业独有的能力出口。这一结构既保证了学科底线不丢，又让专业特色可测量、可展示。</w:t>
+        <w:t>其中 L1—L3 是医学生同样需要具备的学科基础，L4—L6 则是本专业独有的能力出口。这一结构既保证学科底线不丢，又让专业特色可测量、可展示。</w:t>
       </w:r>
     </w:p>
     <w:p>
@@ -719,7 +719,7 @@
           <w:b/>
           <w:sz w:val="25"/>
         </w:rPr>
-        <w:t>3.1 情境化题库建设</w:t>
+        <w:t>3.1 聚焦建设：运动系统做深，其余单元做广</w:t>
       </w:r>
     </w:p>
     <w:p>
@@ -730,7 +730,40 @@
         <w:rPr>
           <w:sz w:val="24"/>
         </w:rPr>
-        <w:t>完成 9 大系统加绪论共 86 道题目的情境化改造，每题均标注"健康服务场景"与能力维度标签。核心层（运动、神经、循环、呼吸）深度情境化，支撑层轻量包装。示例：</w:t>
+        <w:t>智能体采取"一个主战场 + 一片拓展区"的内容结构，而非各系统平均用力。</w:t>
+      </w:r>
+    </w:p>
+    <w:p>
+      <w:pPr>
+        <w:ind w:firstLine="420"/>
+      </w:pPr>
+      <w:r>
+        <w:rPr>
+          <w:sz w:val="24"/>
+        </w:rPr>
+        <w:t>主战场——运动系统 66 题，按四层组织。 体态解码本质上是运动系统的应用，知识底座必须做厚。题目分四层递进：骨学（骨的构造、椎骨特征、骨性标志）→ 关节学（椎间盘、脊柱韧带、肩肘髋膝踝、骨盆分界）→ 肌学（起止点、作用、神经支配）→ 体态生物力学（重力线、上下交叉综合征、代偿步态、核心稳定）。学生可按层专项突破，也可混合出题。</w:t>
+      </w:r>
+    </w:p>
+    <w:p>
+      <w:pPr>
+        <w:ind w:firstLine="420"/>
+      </w:pPr>
+      <w:r>
+        <w:rPr>
+          <w:sz w:val="24"/>
+        </w:rPr>
+        <w:t>拓展区——其余 9 个单元，保证课程覆盖面与期末复习可用性，在导航中标注为"拓展学练"，不占主战场权重。</w:t>
+      </w:r>
+    </w:p>
+    <w:p>
+      <w:pPr>
+        <w:ind w:firstLine="420"/>
+      </w:pPr>
+      <w:r>
+        <w:rPr>
+          <w:sz w:val="24"/>
+        </w:rPr>
+        <w:t>全部题目均标注"健康服务场景"与能力维度标签。示例：</w:t>
       </w:r>
     </w:p>
     <w:p>
@@ -765,7 +798,7 @@
         <w:rPr>
           <w:sz w:val="24"/>
         </w:rPr>
-        <w:t>题还是那道题，但它现在服务于"看懂身体"这条主线。另有 6 道题显式标注为 L4 异常识别（如"客户右下腹压痛，需判断该体表标志是否提示紧急转诊"）。</w:t>
+        <w:t>题还是那道题，但它现在服务于"看懂身体"这条主线。其中 18 道位于肌学与体态生物力学层，显式标注为 L4 异常识别（如"客户单腿站立时对侧骨盆下降，需判断无力肌肉"）。</w:t>
       </w:r>
     </w:p>
     <w:p>
@@ -821,7 +854,7 @@
         <w:rPr>
           <w:sz w:val="24"/>
         </w:rPr>
-        <w:t>- 生成三阶段个性化学习路径：基础补学（18 分钟）→ 针对性强化（18 分钟）→ 复盘校验自测（9 分钟），自测正确率达 80% 方可进入下一系统</w:t>
+        <w:t>- 生成三阶段个性化学习路径：基础补学（18 分钟）→ 针对性强化（18 分钟）→ 复盘校验自测（9 分钟），自测达 80% 方可进入下一层级</w:t>
       </w:r>
     </w:p>
     <w:p>
@@ -844,7 +877,7 @@
         <w:rPr>
           <w:sz w:val="24"/>
         </w:rPr>
-        <w:t>提供脊柱、肩带、骨盆、下肢、上肢五个区域，配课程解剖图谱。学生输入真实案例后，智能体输出五维解码报告：结构定位、机制推演、健康风险、管理干预、延伸思考。</w:t>
+        <w:t>提供脊柱、肩带、骨盆、下肢、上肢五个区域，配课程解剖图谱。学生输入真实案例后，输出五维解码报告：结构定位、机制推演、健康风险、管理干预、延伸思考。</w:t>
       </w:r>
     </w:p>
     <w:p>
@@ -855,7 +888,7 @@
         <w:rPr>
           <w:sz w:val="24"/>
         </w:rPr>
-        <w:t>教学法是本模块的重点：脚手架递减——首次案例给出完整示范，第二次只给要点框架由学生补全，第三次要求学生独立完成。同时设置学习证据自评：能力达成由学生自己勾选确认，系统不代判，避免虚假的能力认证。</w:t>
+        <w:t>教学法是本模块的重点：脚手架递减——首次案例给出完整示范，第二次只给框架由学生补全，第三次独立完成。同时设置学习证据自评：能力达成由学生自己勾选确认，系统不代判，避免虚假的能力认证。</w:t>
       </w:r>
     </w:p>
     <w:p>
@@ -878,7 +911,7 @@
         <w:rPr>
           <w:sz w:val="24"/>
         </w:rPr>
-        <w:t>测评薄弱会自动匹配对应的体态实训区域；能力短板会反推应补的系统单元。推荐完全由数据实时计算，不设硬编码跳转。这是"融合"与"拼接"的分水岭。</w:t>
+        <w:t>测评薄弱自动匹配对应的体态实训区域；能力短板反推应补的知识单元。推荐完全由数据实时计算，不设硬编码跳转。由于运动系统覆盖 L1—L3 全部基础三维，它会优先进入推荐序列，形成"知识底座 → 体态应用"的稳定闭环。这是"融合"与"拼接"的分水岭。</w:t>
       </w:r>
     </w:p>
     <w:p>
@@ -901,7 +934,7 @@
         <w:rPr>
           <w:sz w:val="24"/>
         </w:rPr>
-        <w:t>首页呈现六维雷达（含 60 分达标线）、能力条、以及基础三维线与专业三维线的双线成长曲线——教师与学生可直观看到两条线是否同步抬升。两份历史档案在首次打开时自动迁移合并为一份统一档案。</w:t>
+        <w:t>首页呈现六维雷达（含 60 分达标线）、能力条，以及基础三维线与专业三维线的双线成长曲线——可直观看到两条线是否同步抬升。两份历史档案在首次打开时自动迁移合并为一份统一档案。</w:t>
       </w:r>
     </w:p>
     <w:p>
@@ -948,7 +981,7 @@
         <w:rPr>
           <w:sz w:val="24"/>
         </w:rPr>
-        <w:t>课前：学生在学情诊断页查看自身能力画像，按推荐完成薄弱系统预习。</w:t>
+        <w:t>课前：学生在学情诊断页查看自身能力画像，按推荐完成运动系统薄弱层级的专项练习。</w:t>
       </w:r>
     </w:p>
     <w:p>
@@ -959,7 +992,7 @@
         <w:rPr>
           <w:sz w:val="24"/>
         </w:rPr>
-        <w:t>课中：教师调用班级薄弱点 Top 8 数据确定讲评重点；体态案例作为导入情境，学生分组完成五维解码。</w:t>
+        <w:t>课中：教师调用班级薄弱点 Top 8 数据确定讲评重点；体态案例作为导入情境，学生分组完成五维解码，并回指到对应的肌肉与关节结构。</w:t>
       </w:r>
     </w:p>
     <w:p>
@@ -970,7 +1003,7 @@
         <w:rPr>
           <w:sz w:val="24"/>
         </w:rPr>
-        <w:t>课后：完成对应系统的三阶段学习路径，通过 80% 自测后进入下一单元；学有余力者进入体态实训产出 L4—L6 能力证据。</w:t>
+        <w:t>课后：完成三阶段学习路径，80% 自测通过后进入下一层级；学有余力者进入体态实训产出 L4—L6 能力证据。</w:t>
       </w:r>
     </w:p>
     <w:p>
@@ -1323,7 +1356,7 @@
         <w:rPr>
           <w:sz w:val="24"/>
         </w:rPr>
-        <w:t>推广价值：本智能体的架构与具体课程解耦——错误归因模型、六维坐标系、三阶段路径、脚手架递减这套结构，换成生理学、药理学只需替换题库与知识图谱数据。零后端、零成本、纯静态部署，任何院校复制一个链接即可使用，无需采购平台或对接教务系统。</w:t>
+        <w:t>推广价值：架构与具体课程解耦——错误归因模型、六维坐标系、三阶段路径、脚手架递减这套结构，换成生理学、药理学只需替换题库与图谱数据。零后端、零成本，任何院校复制一个链接即可使用，无需采购平台或对接教务系统。</w:t>
       </w:r>
     </w:p>
     <w:p>
@@ -1347,7 +1380,7 @@
         <w:rPr>
           <w:sz w:val="24"/>
         </w:rPr>
-        <w:t>- 算法公平：选项随机乱序消除位置偏置；判分规则对全部学生一致，代码可审计</w:t>
+        <w:t>- 算法公平：选项随机乱序消除位置偏置；判分规则一致，代码可审计</w:t>
       </w:r>
     </w:p>
     <w:p>
@@ -1358,7 +1391,7 @@
         <w:rPr>
           <w:sz w:val="24"/>
         </w:rPr>
-        <w:t>- 数据安全：学习数据仅存于学生本机浏览器，不上传服务器，天然满足脱敏与隐私保护要求</w:t>
+        <w:t>- 数据安全：学习数据仅存于本机浏览器，不上传服务器，天然满足脱敏与隐私保护要求</w:t>
       </w:r>
     </w:p>
     <w:p>
@@ -1369,7 +1402,7 @@
         <w:rPr>
           <w:sz w:val="24"/>
         </w:rPr>
-        <w:t>- 职业边界：体态模块明确标注"健康管理视角，不构成医疗诊断"，设置三级风险分级，识别红旗指征时引导学生转介而非自行处理，培养"知道什么时候不该自己做"的职业判断</w:t>
+        <w:t>- 职业边界：体态模块明确标注"健康管理视角，不构成医疗诊断"，设置三级风险分级，识别红旗指征时引导学生转介，培养"知道什么时候不该自己做"的职业判断</w:t>
       </w:r>
     </w:p>
     <w:p>

--- a/参赛交付包/01_教学智能体建设说明书.docx
+++ b/参赛交付包/01_教学智能体建设说明书.docx
@@ -23,7 +23,7 @@
         <w:rPr>
           <w:sz w:val="24"/>
         </w:rPr>
-        <w:t>智能体名称：体态解码师 × 智评学径——面向健康服务与管理专业的人体解剖学学习赋能智能体</w:t>
+        <w:t>智能体名称：肌骨解码师 · 运动系统智能体——面向健康服务与管理专业的解剖学学习赋能智能体（参考北体《运动解剖学》第3版）</w:t>
       </w:r>
     </w:p>
     <w:p>
@@ -182,7 +182,7 @@
         <w:rPr>
           <w:sz w:val="24"/>
         </w:rPr>
-        <w:t>重构的关键决策是建立统一六维能力模型（L1—L6），让所有学习活动向同一个坐标系打点：</w:t>
+        <w:t>建立统一六维能力模型（L1—L6），让所有学习活动向同一坐标系打点：</w:t>
       </w:r>
     </w:p>
     <w:tbl>
@@ -730,7 +730,7 @@
         <w:rPr>
           <w:sz w:val="24"/>
         </w:rPr>
-        <w:t>智能体采取"一个主战场 + 一片拓展区"的内容结构，而非各系统平均用力。</w:t>
+        <w:t>采取"主战场+拓展区"结构，非各系统平均用力。</w:t>
       </w:r>
     </w:p>
     <w:p>
@@ -741,7 +741,7 @@
         <w:rPr>
           <w:sz w:val="24"/>
         </w:rPr>
-        <w:t>主战场——运动系统 66 题，按四层组织。 体态解码本质上是运动系统的应用，知识底座必须做厚。题目分四层递进：骨学（骨的构造、椎骨特征、骨性标志）→ 关节学（椎间盘、脊柱韧带、肩肘髋膝踝、骨盆分界）→ 肌学（起止点、作用、神经支配）→ 体态生物力学（重力线、上下交叉综合征、代偿步态、核心稳定）。学生可按层专项突破，也可混合出题。</w:t>
+        <w:t>主战场——运动系统 81 题，按五层组织。 体态解码是运动系统的应用，知识底座须做厚。按骨学→关节学→肌学→体态生物力学四层递进。第五层「运动动作分析」参考北体《运动解剖学》第3版，覆盖原动肌判定、肌肉协作、杠杆原理等——这是普通医学生解剖学不涉及而体育/健康管理专业最需的能力。</w:t>
       </w:r>
     </w:p>
     <w:p>
@@ -798,7 +798,7 @@
         <w:rPr>
           <w:sz w:val="24"/>
         </w:rPr>
-        <w:t>题还是那道题，但它现在服务于"看懂身体"这条主线。其中 18 道位于肌学与体态生物力学层，显式标注为 L4 异常识别（如"客户单腿站立时对侧骨盆下降，需判断无力肌肉"）。</w:t>
+        <w:t>题还是那道题，但它现在服务于"看懂身体"这条主线。其中 33 道标注为 L4/L5（如"引体向上的原动肌是哪几块"）。</w:t>
       </w:r>
     </w:p>
     <w:p>
@@ -1424,7 +1424,7 @@
         <w:rPr>
           <w:sz w:val="24"/>
         </w:rPr>
-        <w:t>字数：约 2900 字</w:t>
+        <w:t>字数：约 2998 字</w:t>
       </w:r>
     </w:p>
     <w:p>
